--- a/Fiche_Yassine_Cherqi_2026-2027.docx
+++ b/Fiche_Yassine_Cherqi_2026-2027.docx
@@ -7124,7 +7124,7 @@
                 <w:sz w:val="19"/>
                 <w:szCs w:val="19"/>
               </w:rPr>
-              <w:t xml:space="preserve">2 cours   ·   3 h   ·   8 élèves</w:t>
+              <w:t xml:space="preserve">3 cours   ·   2,5 h   ·   8 élèves</w:t>
             </w:r>
           </w:p>
         </w:tc>
@@ -7140,6 +7140,103 @@
           <w:color w:val="2E2E2E"/>
           <w:sz w:val="8"/>
           <w:szCs w:val="8"/>
+        </w:rPr>
+        <w:t xml:space="preserve"/>
+      </w:r>
+    </w:p>
+    <w:tbl>
+      <w:tblPr>
+        <w:tblW w:type="dxa" w:w="9637"/>
+        <w:tblBorders>
+          <w:top w:val="none" w:color="FFFFFF" w:sz="0"/>
+          <w:left w:val="none" w:color="FFFFFF" w:sz="0"/>
+          <w:bottom w:val="none" w:color="FFFFFF" w:sz="0"/>
+          <w:right w:val="none" w:color="FFFFFF" w:sz="0"/>
+          <w:insideH w:val="none" w:color="FFFFFF" w:sz="0"/>
+          <w:insideV w:val="none" w:color="FFFFFF" w:sz="0"/>
+        </w:tblBorders>
+      </w:tblPr>
+      <w:tblGrid>
+        <w:gridCol w:w="9637"/>
+      </w:tblGrid>
+      <w:tr>
+        <w:tc>
+          <w:tcPr>
+            <w:tcW w:type="dxa" w:w="9637"/>
+            <w:shd w:fill="8A9E28" w:color="auto" w:val="clear"/>
+            <w:tcMar>
+              <w:top w:type="dxa" w:w="85"/>
+              <w:left w:type="dxa" w:w="170"/>
+              <w:bottom w:type="dxa" w:w="85"/>
+              <w:right w:type="dxa" w:w="170"/>
+            </w:tcMar>
+            <w:vAlign w:val="center"/>
+          </w:tcPr>
+          <w:p>
+            <w:pPr>
+              <w:spacing w:after="0" w:before="0" w:line="250"/>
+            </w:pPr>
+            <w:r>
+              <w:rPr>
+                <w:rFonts w:ascii="Calibri" w:cs="Calibri" w:eastAsia="Calibri" w:hAnsi="Calibri"/>
+                <w:b/>
+                <w:bCs/>
+                <w:color w:val="FFFFFF"/>
+                <w:sz w:val="22"/>
+                <w:szCs w:val="22"/>
+              </w:rPr>
+              <w:t xml:space="preserve">12:00 – 13:00</w:t>
+            </w:r>
+            <w:r>
+              <w:rPr>
+                <w:rFonts w:ascii="Calibri" w:cs="Calibri" w:eastAsia="Calibri" w:hAnsi="Calibri"/>
+                <w:color w:val="FFFFFF"/>
+                <w:sz w:val="19"/>
+                <w:szCs w:val="19"/>
+              </w:rPr>
+              <w:t xml:space="preserve">      Terrain 6</w:t>
+            </w:r>
+            <w:r>
+              <w:rPr>
+                <w:rFonts w:ascii="Calibri" w:cs="Calibri" w:eastAsia="Calibri" w:hAnsi="Calibri"/>
+                <w:b/>
+                <w:bCs/>
+                <w:color w:val="FFFFFF"/>
+                <w:sz w:val="22"/>
+                <w:szCs w:val="22"/>
+              </w:rPr>
+              <w:t xml:space="preserve">      Privé Vova</w:t>
+            </w:r>
+          </w:p>
+        </w:tc>
+      </w:tr>
+    </w:tbl>
+    <w:p>
+      <w:pPr>
+        <w:spacing w:after="40" w:before="80" w:line="250"/>
+      </w:pPr>
+      <w:r>
+        <w:rPr>
+          <w:rFonts w:ascii="Calibri" w:cs="Calibri" w:eastAsia="Calibri" w:hAnsi="Calibri"/>
+          <w:i/>
+          <w:iCs/>
+          <w:color w:val="6E6E6E"/>
+          <w:sz w:val="18"/>
+          <w:szCs w:val="18"/>
+        </w:rPr>
+        <w:t xml:space="preserve">     Cours privé — pas de liste d’élèves.</w:t>
+      </w:r>
+    </w:p>
+    <w:p>
+      <w:pPr>
+        <w:spacing w:after="190" w:before="0" w:line="250"/>
+      </w:pPr>
+      <w:r>
+        <w:rPr>
+          <w:rFonts w:ascii="Calibri" w:cs="Calibri" w:eastAsia="Calibri" w:hAnsi="Calibri"/>
+          <w:color w:val="2E2E2E"/>
+          <w:sz w:val="10"/>
+          <w:szCs w:val="10"/>
         </w:rPr>
         <w:t xml:space="preserve"/>
       </w:r>
@@ -7828,7 +7925,7 @@
         <w:sz w:val="15"/>
         <w:szCs w:val="15"/>
       </w:rPr>
-      <w:t xml:space="preserve">Yassine Cherqi  ·  26 cours  ·  33 h par semaine  ·  Saison 2026-2027</w:t>
+      <w:t xml:space="preserve">Yassine Cherqi  ·  27 cours  ·  32,5 h par semaine  ·  Saison 2026-2027</w:t>
     </w:r>
   </w:p>
 </w:ftr>

--- a/Fiche_Yassine_Cherqi_2026-2027.docx
+++ b/Fiche_Yassine_Cherqi_2026-2027.docx
@@ -7682,7 +7682,7 @@
                 <w:sz w:val="16"/>
                 <w:szCs w:val="16"/>
               </w:rPr>
-              <w:t xml:space="preserve">   2018 · 8.6</w:t>
+              <w:t xml:space="preserve">   2018 · 8.7</w:t>
             </w:r>
           </w:p>
         </w:tc>

--- a/Fiche_Yassine_Cherqi_2026-2027.docx
+++ b/Fiche_Yassine_Cherqi_2026-2027.docx
@@ -362,7 +362,7 @@
                 <w:sz w:val="16"/>
                 <w:szCs w:val="16"/>
               </w:rPr>
-              <w:t xml:space="preserve">   1975 · 51.2</w:t>
+              <w:t xml:space="preserve">   1975 · 51.3</w:t>
             </w:r>
           </w:p>
         </w:tc>
@@ -412,7 +412,7 @@
                 <w:sz w:val="16"/>
                 <w:szCs w:val="16"/>
               </w:rPr>
-              <w:t xml:space="preserve">   1973 · 53.4</w:t>
+              <w:t xml:space="preserve">   1973 · 53.5</w:t>
             </w:r>
           </w:p>
         </w:tc>
@@ -1180,7 +1180,7 @@
                 <w:sz w:val="16"/>
                 <w:szCs w:val="16"/>
               </w:rPr>
-              <w:t xml:space="preserve">   2011 · 14.8</w:t>
+              <w:t xml:space="preserve">   2011 · 14.9</w:t>
             </w:r>
           </w:p>
         </w:tc>
@@ -1230,7 +1230,7 @@
                 <w:sz w:val="16"/>
                 <w:szCs w:val="16"/>
               </w:rPr>
-              <w:t xml:space="preserve">   2012 · 14.5</w:t>
+              <w:t xml:space="preserve">   2012 · 14.6</w:t>
             </w:r>
           </w:p>
         </w:tc>
@@ -1538,7 +1538,7 @@
                 <w:sz w:val="16"/>
                 <w:szCs w:val="16"/>
               </w:rPr>
-              <w:t xml:space="preserve">   1977 · 49.5</w:t>
+              <w:t xml:space="preserve">   1977 · 49.6</w:t>
             </w:r>
           </w:p>
         </w:tc>
@@ -2272,7 +2272,7 @@
                 <w:sz w:val="16"/>
                 <w:szCs w:val="16"/>
               </w:rPr>
-              <w:t xml:space="preserve">   2010 · 16.2</w:t>
+              <w:t xml:space="preserve">   2010 · 16.3</w:t>
             </w:r>
           </w:p>
         </w:tc>
@@ -2838,7 +2838,7 @@
                 <w:sz w:val="16"/>
                 <w:szCs w:val="16"/>
               </w:rPr>
-              <w:t xml:space="preserve">   1989 · 36.9</w:t>
+              <w:t xml:space="preserve">   1989 · 37</w:t>
             </w:r>
           </w:p>
         </w:tc>
@@ -2888,7 +2888,7 @@
                 <w:sz w:val="16"/>
                 <w:szCs w:val="16"/>
               </w:rPr>
-              <w:t xml:space="preserve">   1995 · 30.7</w:t>
+              <w:t xml:space="preserve">   1995 · 30.8</w:t>
             </w:r>
           </w:p>
         </w:tc>

--- a/Fiche_Yassine_Cherqi_2026-2027.docx
+++ b/Fiche_Yassine_Cherqi_2026-2027.docx
@@ -3120,7 +3120,7 @@
                 <w:sz w:val="19"/>
                 <w:szCs w:val="19"/>
               </w:rPr>
-              <w:t xml:space="preserve">6 cours   ·   6,5 h   ·   17 élèves</w:t>
+              <w:t xml:space="preserve">6 cours   ·   6,5 h   ·   18 élèves</w:t>
             </w:r>
           </w:p>
         </w:tc>
@@ -3370,7 +3370,7 @@
                 <w:sz w:val="16"/>
                 <w:szCs w:val="16"/>
               </w:rPr>
-              <w:t xml:space="preserve">   2017 · 9</w:t>
+              <w:t xml:space="preserve">   2017 · 9.1</w:t>
             </w:r>
           </w:p>
         </w:tc>
@@ -3411,7 +3411,7 @@
                 <w:sz w:val="19"/>
                 <w:szCs w:val="19"/>
               </w:rPr>
-              <w:t xml:space="preserve">WAGNER Emilie</w:t>
+              <w:t xml:space="preserve">RIEKELES Eva</w:t>
             </w:r>
             <w:r>
               <w:rPr>
@@ -3420,7 +3420,7 @@
                 <w:sz w:val="16"/>
                 <w:szCs w:val="16"/>
               </w:rPr>
-              <w:t xml:space="preserve">   2017 · 9.2</w:t>
+              <w:t xml:space="preserve">   2016 · 10.7</w:t>
             </w:r>
           </w:p>
         </w:tc>
@@ -3503,11 +3503,29 @@
             <w:r>
               <w:rPr>
                 <w:rFonts w:ascii="Calibri" w:cs="Calibri" w:eastAsia="Calibri" w:hAnsi="Calibri"/>
+                <w:color w:val="AAAAAA"/>
+                <w:sz w:val="17"/>
+                <w:szCs w:val="17"/>
+              </w:rPr>
+              <w:t xml:space="preserve">04.  </w:t>
+            </w:r>
+            <w:r>
+              <w:rPr>
+                <w:rFonts w:ascii="Calibri" w:cs="Calibri" w:eastAsia="Calibri" w:hAnsi="Calibri"/>
                 <w:color w:val="2E2E2E"/>
-                <w:sz w:val="14"/>
-                <w:szCs w:val="14"/>
-              </w:rPr>
-              <w:t xml:space="preserve"/>
+                <w:sz w:val="19"/>
+                <w:szCs w:val="19"/>
+              </w:rPr>
+              <w:t xml:space="preserve">WAGNER Emilie</w:t>
+            </w:r>
+            <w:r>
+              <w:rPr>
+                <w:rFonts w:ascii="Calibri" w:cs="Calibri" w:eastAsia="Calibri" w:hAnsi="Calibri"/>
+                <w:color w:val="6E6E6E"/>
+                <w:sz w:val="16"/>
+                <w:szCs w:val="16"/>
+              </w:rPr>
+              <w:t xml:space="preserve">   2017 · 9.2</w:t>
             </w:r>
           </w:p>
         </w:tc>
@@ -3765,7 +3783,7 @@
                 <w:sz w:val="16"/>
                 <w:szCs w:val="16"/>
               </w:rPr>
-              <w:t xml:space="preserve">   2020 · 5.8</w:t>
+              <w:t xml:space="preserve">   2020 · 5.9</w:t>
             </w:r>
           </w:p>
         </w:tc>
@@ -4478,7 +4496,7 @@
                 <w:sz w:val="16"/>
                 <w:szCs w:val="16"/>
               </w:rPr>
-              <w:t xml:space="preserve">   1969 · 57.3</w:t>
+              <w:t xml:space="preserve">   1969 · 57.4</w:t>
             </w:r>
           </w:p>
         </w:tc>

--- a/Fiche_Yassine_Cherqi_2026-2027.docx
+++ b/Fiche_Yassine_Cherqi_2026-2027.docx
@@ -5441,7 +5441,7 @@
                 <w:sz w:val="16"/>
                 <w:szCs w:val="16"/>
               </w:rPr>
-              <w:t xml:space="preserve">   1972 · 53.7</w:t>
+              <w:t xml:space="preserve">   1972 · 53.8</w:t>
             </w:r>
           </w:p>
         </w:tc>

--- a/Fiche_Yassine_Cherqi_2026-2027.docx
+++ b/Fiche_Yassine_Cherqi_2026-2027.docx
@@ -6570,7 +6570,7 @@
                 <w:sz w:val="16"/>
                 <w:szCs w:val="16"/>
               </w:rPr>
-              <w:t xml:space="preserve">   2011 · 14.8</w:t>
+              <w:t xml:space="preserve">   2011 · 14.9</w:t>
             </w:r>
           </w:p>
         </w:tc>
@@ -6910,7 +6910,7 @@
                 <w:sz w:val="16"/>
                 <w:szCs w:val="16"/>
               </w:rPr>
-              <w:t xml:space="preserve">   1978 · 48.6</w:t>
+              <w:t xml:space="preserve">   1978 · 48.7</w:t>
             </w:r>
           </w:p>
         </w:tc>

--- a/Fiche_Yassine_Cherqi_2026-2027.docx
+++ b/Fiche_Yassine_Cherqi_2026-2027.docx
@@ -7547,7 +7547,7 @@
                 <w:sz w:val="16"/>
                 <w:szCs w:val="16"/>
               </w:rPr>
-              <w:t xml:space="preserve">   2016 · 9.7</w:t>
+              <w:t xml:space="preserve">   2016 · 9.8</w:t>
             </w:r>
           </w:p>
         </w:tc>
@@ -7805,7 +7805,7 @@
                 <w:sz w:val="16"/>
                 <w:szCs w:val="16"/>
               </w:rPr>
-              <w:t xml:space="preserve">   2017 · 9.5</w:t>
+              <w:t xml:space="preserve">   2017 · 9.6</w:t>
             </w:r>
           </w:p>
         </w:tc>
@@ -7855,7 +7855,7 @@
                 <w:sz w:val="16"/>
                 <w:szCs w:val="16"/>
               </w:rPr>
-              <w:t xml:space="preserve">   2016 · 10.5</w:t>
+              <w:t xml:space="preserve">   2016 · 10.6</w:t>
             </w:r>
           </w:p>
         </w:tc>
